--- a/Periodicals/JF/Volume 80, Issue 2/The Allocation of Socially Responsible Capital/The Allocation of Socially Responsible Capital_output.docx
+++ b/Periodicals/JF/Volume 80, Issue 2/The Allocation of Socially Responsible Capital/The Allocation of Socially Responsible Capital_output.docx
@@ -32,12 +32,12 @@
     </w:p>
     <w:p>
       <w:r>
-        <w:t>AI标题: ESG效率边界突破：影响对齐策略重构资本社会价值</w:t>
+        <w:t>AI标题: 社会责任投资效率拐点：ESG资本错配与影响导向策略解构</w:t>
       </w:r>
     </w:p>
     <w:p>
       <w:r>
-        <w:t>AI精炼: **社会投资新思路：如何用资本杠杆撬动更高社会价值？**  这篇发表于金融学顶刊的论文聚焦社会责任投资（ESG）的核心矛盾：当投资者竞相追逐高ESG评分公司时，社会效益真能最大化吗？传统ESG策略（如"价值对齐"投资）通过筛选高社会价值企业调整资本分配，但作者发现这类策略存在效率陷阱——投资者扎堆热门ESG项目，推高资产价格却未真正扩大社会福利，反而挤占了本可由商业资本支持的项目。  研究团队创新提出"影响对齐"投资框架：投资者应优先注资那些**无法吸引商业资本**但具有社会价值的项目（如初创环保技术），而非与商业资本竞争已盈利的ESG企业。通过理论模型与实验室实验，他们证明这种策略既能释放稀缺社会资本的真实影响力，又能获得更高财务回报（例如某案例中回报率从3%提升至4%）。  更具启发性的是，研究揭示了企业社会效能的隐藏逻辑：**提高盈利能力本身可能比直接增加社会价值更具影响力**。当企业通过盈利减少对社会资本的依赖时，原有社会资本可转而支持更需补贴的项目，形成良性循环。论文通过行为实验进一步验证，现实中大量自称"影响导向"的投资者误用了"价值对齐"策略，这为ESG投资实践提供了重要纠偏方向。  （字数：248）</w:t>
+        <w:t>AI精炼: **社会责任投资新视角：如何让资本创造更大社会价值？**  这篇金融经济学论文揭示了传统ESG投资策略的盲点：当社会责任投资者扎堆投资高社会价值企业时，他们可能只是在挤走本可获商业融资的资本，而非真正创造社会价值。作者提出"影响导向"（impact-aligned）投资新范式——聚焦那些商业资本不愿支持但社会价值显著的领域。  通过构建竞争性资本配置模型，研究者发现：传统"价值观导向"投资者（如ESG指数基金）因争夺优质社会企业推高融资成本，反而削弱自身影响力。而"影响导向"投资者通过支持商业不可行项目，既能提升社会效益又能获得更高财务回报（平均4% vs 原策略）。更巧妙的是，企业提高盈利能力反而能释放社会资本去资助更需补贴的项目，形成"越赚钱越有社会价值"的悖论。  研究团队还通过400人投资实验发现：30%自称追求社会影响力的投资者误用价值观导向策略。这解释了为何现实中ESG策略低效仍被广泛采用——既有认知偏差，也因信息不对称导致投资者难以识别真正需要补贴的项目。该框架为破解"漂绿"困局提供了新思路：社会资本应像精准灌溉般流向商业资本无法触及的领域。</w:t>
       </w:r>
     </w:p>
     <w:p>
@@ -47,17 +47,17 @@
     </w:p>
     <w:p>
       <w:r>
-        <w:t>影响对齐策略</w:t>
+        <w:t>均衡匹配理论</w:t>
       </w:r>
     </w:p>
     <w:p>
       <w:r>
-        <w:t>价值对齐投资</w:t>
+        <w:t>影响导向策略</w:t>
       </w:r>
     </w:p>
     <w:p>
       <w:r>
-        <w:t>基线模型</w:t>
+        <w:t>社会资本错配</w:t>
       </w:r>
     </w:p>
     <w:p>
@@ -67,35 +67,35 @@
     </w:p>
     <w:p>
       <w:r>
-        <w:t>社会资本效率</w:t>
+        <w:t>正向分类匹配</w:t>
       </w:r>
     </w:p>
     <w:p>
       <w:r>
-        <w:t>正负分类匹配</w:t>
+        <w:t>负向分类匹配</w:t>
       </w:r>
     </w:p>
     <w:p>
       <w:r>
-        <w:t>企业社会效能</w:t>
+        <w:t>企业社会影响</w:t>
       </w:r>
     </w:p>
     <w:p>
       <w:r>
-        <w:t>财务让步效应</w:t>
+        <w:t>财务回报让步</w:t>
       </w:r>
     </w:p>
     <w:p>
       <w:r>
-        <w:t>学术要点: 学术要点 1：价值观驱动型投资（Values-Aligned Investing）|||投资者通过持有高社会价值（如ESG评分）企业的资产实现价值观匹配，但可能因竞争抬高资本成本导致社会影响力虚增。|||</w:t>
+        <w:t>学术要点: 学术要点 1：负向分类匹配（Negative Assortative Matching） 在影响力驱动投资中，高利他主义投资者选择低社会价值项目，以避免挤占低利他主义投资者的高社会价值项目投资机会，形成逆向匹配机制。|||</w:t>
         <w:br/>
-        <w:t>学术要点 2：影响力驱动型投资（Impact-Aligned Investing）|||关注投资行为的边际社会效应，通过资助无法获得商业融资的项目实现增量社会价值，避免与商业资本竞争。|||</w:t>
+        <w:t>学术要点 2：企业影响力（Enterprise Impact） 企业社会价值贡献不仅取决于资本规模，更取决于资本来源类型——使用商业资本的企业比依赖社会资本的企业具有更高的边际社会福利贡献。|||</w:t>
         <w:br/>
-        <w:t>学术要点 3：正向分类匹配（Positive Assortative Matching）|||高利他主义的价值观投资者与高社会价值企业形成稳定配对，体现为"高θi匹配高wi"的资本配置均衡。|||</w:t>
+        <w:t>学术要点 3：社会资本稀缺性（Scarcity of Social Capital） 当社会投资者资本有限时，最优策略应优先资助无法获得商业融资的项目，避免与商业资本在可盈利项目上的低效竞争。|||</w:t>
         <w:br/>
-        <w:t>学术要点 4：负向分类匹配（Negative Assortative Matching）|||影响力投资者为避免挤占低利他资本，高θi投资者主动选择低wi项目，形成"高θi匹配低wi"的反向均衡。|||</w:t>
+        <w:t>学术要点 4：信息摩擦下的策略趋同（Strategy Convergence under Informational Frictions） 在利润信息不完全时，影响力驱动投资者会采取类似价值观驱动策略，资助表面商业可行的项目，导致策略形态向ESG标准趋近。|||</w:t>
         <w:br/>
-        <w:t>学术要点 5：企业影响力（Enterprise Impact）|||企业对社会福利的净贡献取决于其融资结构，盈利能力提升可通过减少对社会资本依赖间接释放更多社会价值。</w:t>
+        <w:t>学术要点 5：误操作策略（Mistaken Adoption of Strategies） 部分具有影响力偏好的投资者错误采用价值观驱动策略，实验显示30%自述影响力导向的投资者实际采用ESG型投资决策模式。</w:t>
       </w:r>
     </w:p>
     <w:p>
@@ -136,7 +136,7 @@
     </w:p>
     <w:p>
       <w:r>
-        <w:t>图片展示了不同社会投资策略的财务回报与社会效益对比关系。</w:t>
+        <w:t>该图展示了不同投资策略对社会影响与财务回报的权衡关系。</w:t>
       </w:r>
     </w:p>
     <w:p>
@@ -177,7 +177,7 @@
     </w:p>
     <w:p>
       <w:r>
-        <w:t>该图展示了不同社会投资策略对财务回报和社会影响的对比分析。</w:t>
+        <w:t>图E展示了不同投资策略的社会影响与财务回报权衡关系。</w:t>
       </w:r>
     </w:p>
     <w:p>
@@ -218,7 +218,7 @@
     </w:p>
     <w:p>
       <w:r>
-        <w:t>图示不同投资策略对社会价值与财务回报的权衡关系及企业行为影响路径。</w:t>
+        <w:t>图片展示了不同投资策略对社会影响与财务回报的对比分析。</w:t>
       </w:r>
     </w:p>
     <w:p>
@@ -259,7 +259,7 @@
     </w:p>
     <w:p>
       <w:r>
-        <w:t>该图展示了不同投资策略对社会价值与财务回报的影响对比关系。</w:t>
+        <w:t>图片展示了不同投资策略对社会影响与财务回报的对比关系。</w:t>
       </w:r>
     </w:p>
     <w:p>
@@ -300,7 +300,7 @@
     </w:p>
     <w:p>
       <w:r>
-        <w:t>该图片可能展示了不同投资策略对社会价值与财务回报的权衡关系模型示意图。</w:t>
+        <w:t>图片展示了不同投资策略对社会影响与财务回报的对比关系。</w:t>
       </w:r>
     </w:p>
     <w:p>
